--- a/5-人员管理/流程制度规范类文件/050103-人员培训管理制度.docx
+++ b/5-人员管理/流程制度规范类文件/050103-人员培训管理制度.docx
@@ -4979,8 +4979,8 @@
           <w:lang w:val="en-US" w:eastAsia="zh-CN"/>
         </w:rPr>
       </w:pPr>
-      <w:bookmarkStart w:id="7" w:name="_Toc20088"/>
-      <w:bookmarkStart w:id="8" w:name="_Toc23771"/>
+      <w:bookmarkStart w:id="7" w:name="_Toc23771"/>
+      <w:bookmarkStart w:id="8" w:name="_Toc20088"/>
       <w:r>
         <w:rPr>
           <w:rFonts w:hint="eastAsia"/>
@@ -6370,10 +6370,19 @@
           <w:rFonts w:hint="eastAsia"/>
           <w:lang w:val="en-US" w:eastAsia="zh-CN"/>
         </w:rPr>
-        <w:t>综合部</w:t>
-      </w:r>
-      <w:r>
-        <w:t>每年十一月份发放</w:t>
+        <w:t>综合部当年</w:t>
+      </w:r>
+      <w:bookmarkStart w:id="53" w:name="_GoBack"/>
+      <w:bookmarkEnd w:id="53"/>
+      <w:r>
+        <w:rPr>
+          <w:rFonts w:hint="eastAsia"/>
+          <w:lang w:val="en-US" w:eastAsia="zh-CN"/>
+        </w:rPr>
+        <w:t>六</w:t>
+      </w:r>
+      <w:r>
+        <w:t>月份发放</w:t>
       </w:r>
       <w:r>
         <w:rPr>
@@ -6413,7 +6422,17 @@
         <w:t>综合部</w:t>
       </w:r>
       <w:r>
-        <w:t>根据上报情况，结合公司经营管理需要及日常质量检查中发现的薄弱环节，以及各部门实际工作情况，调查、了解员工的培训需求，进行下一年度的培训需求分析并据此于每年的十二月底之前编制好年度培训计划上报公司领导审核。</w:t>
+        <w:t>根据上报情况，结合公司经营管理需要及日常质量检查中发现的薄弱环节，以及各部门实际工作情况，调查、了解员工的培训需求，进行下一年度的培训需求分析并据此于每年的</w:t>
+      </w:r>
+      <w:r>
+        <w:rPr>
+          <w:rFonts w:hint="eastAsia"/>
+          <w:lang w:val="en-US" w:eastAsia="zh-CN"/>
+        </w:rPr>
+        <w:t>七月</w:t>
+      </w:r>
+      <w:r>
+        <w:t>底之前编制好年度培训计划上报公司领导审核。</w:t>
       </w:r>
     </w:p>
     <w:p>
@@ -7758,7 +7777,17 @@
         <w:t>综合部</w:t>
       </w:r>
       <w:r>
-        <w:t>每年组织管理人员内训不得低于四次，外出培训不得低于 20人次。</w:t>
+        <w:t>每年</w:t>
+      </w:r>
+      <w:r>
+        <w:rPr>
+          <w:rFonts w:hint="eastAsia"/>
+          <w:lang w:val="en-US" w:eastAsia="zh-CN"/>
+        </w:rPr>
+        <w:t>度</w:t>
+      </w:r>
+      <w:r>
+        <w:t>组织管理人员内训不得低于四次，外出培训不得低于 20人次。</w:t>
       </w:r>
     </w:p>
     <w:p>
@@ -8533,8 +8562,6 @@
               </m:ctrlPr>
             </m:den>
           </m:f>
-          <w:bookmarkStart w:id="53" w:name="_GoBack"/>
-          <w:bookmarkEnd w:id="53"/>
           <m:r>
             <m:rPr>
               <m:sty m:val="p"/>
@@ -9628,8 +9655,8 @@
         <w:overflowPunct/>
         <w:bidi w:val="0"/>
       </w:pPr>
-      <w:bookmarkStart w:id="47" w:name="_Toc5250"/>
-      <w:bookmarkStart w:id="48" w:name="_Toc7041"/>
+      <w:bookmarkStart w:id="47" w:name="_Toc7041"/>
+      <w:bookmarkStart w:id="48" w:name="_Toc5250"/>
       <w:r>
         <w:rPr>
           <w:rFonts w:hint="eastAsia"/>
